--- a/Science Books/Evolution/03 - How Could Life Have Started - Clay Vents RNA and Protocells.docx
+++ b/Science Books/Evolution/03 - How Could Life Have Started - Clay Vents RNA and Protocells.docx
@@ -48,49 +48,57 @@
         <w:jc w:val="center"/>
       </w:pPr>
       <w:r>
-        <w:t>When we imagine the first life, we tend to picture a tiny primitive cell.</w:t>
-        <w:br/>
-        <w:br/>
-        <w:t>A membrane.</w:t>
-        <w:br/>
-        <w:br/>
-        <w:t>Some chemicals inside.</w:t>
-        <w:br/>
-        <w:br/>
-        <w:t>A little genetic material.</w:t>
-        <w:br/>
-        <w:br/>
-        <w:t>Perhaps something that eats and divides.</w:t>
+        <w:t>Picture the first life on Earth.</w:t>
+      </w:r>
+      <w:r>
+        <w:br/>
+        <w:br/>
+        <w:t>You probably imagine a tiny, simple cell.</w:t>
+      </w:r>
+      <w:r>
+        <w:br/>
+        <w:br/>
+        <w:t>A membrane, some chemicals inside, a little genetic material.</w:t>
+      </w:r>
+      <w:r>
+        <w:br/>
+        <w:br/>
+        <w:t>Maybe something that eats and copies itself.</w:t>
+      </w:r>
+      <w:r>
         <w:br/>
         <w:br/>
         <w:t>It sounds simple.</w:t>
+      </w:r>
+      <w:r>
         <w:br/>
         <w:br/>
         <w:t>It is not.</w:t>
-        <w:br/>
-        <w:br/>
-        <w:t>Even the most primitive cell we can imagine has to solve several problems at once.</w:t>
-        <w:br/>
-        <w:br/>
-        <w:t>It needs some kind of boundary.</w:t>
-        <w:br/>
-        <w:br/>
-        <w:t>It needs chemistry that can harvest or use energy.</w:t>
-        <w:br/>
-        <w:br/>
-        <w:t>It needs molecules capable of making copies, or at least a system capable of producing heredity.</w:t>
-        <w:br/>
-        <w:br/>
-        <w:t>And eventually those functions have to become coupled so that the whole package can reproduce and evolve.</w:t>
-        <w:br/>
-        <w:br/>
-        <w:t xml:space="preserve">That is the origin-of-life problem in one sentence: </w:t>
-      </w:r>
-      <w:r>
-        <w:rPr>
-          <w:b/>
-        </w:rPr>
-        <w:t>how do you get from chemistry that merely happens to chemistry that can evolve?</w:t>
+      </w:r>
+      <w:r>
+        <w:br/>
+        <w:br/>
+        <w:t>It needs a boundary to hold itself together.</w:t>
+      </w:r>
+      <w:r>
+        <w:br/>
+        <w:br/>
+        <w:t>It needs chemistry that can capture or use energy.</w:t>
+      </w:r>
+      <w:r>
+        <w:br/>
+        <w:br/>
+        <w:t>It needs molecules that can copy themselves, or at least pass traits to offspring.</w:t>
+      </w:r>
+      <w:r>
+        <w:br/>
+        <w:br/>
+        <w:t>And all of that has to work together, so the package can reproduce and change over time.</w:t>
+      </w:r>
+      <w:r>
+        <w:br/>
+        <w:br/>
+        <w:t>That is the origin-of-life problem, in one sentence.</w:t>
       </w:r>
     </w:p>
     <w:p>
@@ -109,19 +117,17 @@
         <w:jc w:val="center"/>
       </w:pPr>
       <w:r>
-        <w:t>One of the most useful corrections is to stop imagining that the first living thing was simply a miniature modern bacterium.</w:t>
-        <w:br/>
-        <w:br/>
-        <w:t>Modern cells are extraordinarily complicated.</w:t>
-        <w:br/>
-        <w:br/>
-        <w:t>They contain membranes with sophisticated transport proteins, molecular machines, ribosomes, genetic systems, metabolic networks, energy-conversion machinery, repair systems, and regulatory circuits.</w:t>
-        <w:br/>
-        <w:br/>
-        <w:t>None of that could simply be assumed at the beginning.</w:t>
-        <w:br/>
-        <w:br/>
-        <w:t xml:space="preserve">Researchers therefore often talk about </w:t>
+        <w:t>One useful thing to unlearn: the first living thing was not a miniature modern bacterium.</w:t>
+      </w:r>
+      <w:r>
+        <w:br/>
+        <w:br/>
+        <w:t>Modern cells are stunningly complicated, with transport proteins, molecular machines, ribosomes (the cell's protein factories), and genetic systems.</w:t>
+      </w:r>
+      <w:r>
+        <w:br/>
+        <w:br/>
+        <w:t xml:space="preserve">So researchers usually talk instead about </w:t>
       </w:r>
       <w:r>
         <w:rPr>
@@ -130,13 +136,22 @@
         <w:t>protocells</w:t>
       </w:r>
       <w:r>
-        <w:t>: much simpler compartments containing some form of replicating or evolving chemistry.</w:t>
-        <w:br/>
-        <w:br/>
-        <w:t>A protocell would not need to look much like a modern cell.</w:t>
-        <w:br/>
-        <w:br/>
-        <w:t>It only needs to be a plausible bridge from chemistry to Darwinian evolution.</w:t>
+        <w:t>: simpler compartments holding some early chemistry that could copy or evolve.</w:t>
+      </w:r>
+      <w:r>
+        <w:br/>
+        <w:br/>
+        <w:t>Think of a protocell as a soap bubble that happens to hold some useful chemistry.</w:t>
+      </w:r>
+      <w:r>
+        <w:br/>
+        <w:br/>
+        <w:t>It does not need to look like a modern cell.</w:t>
+      </w:r>
+      <w:r>
+        <w:br/>
+        <w:br/>
+        <w:t>It only needs to be a plausible bridge to Darwinian evolution, where useful traits get copied more than useless ones.</w:t>
       </w:r>
     </w:p>
     <w:p>
@@ -155,40 +170,56 @@
         <w:jc w:val="center"/>
       </w:pPr>
       <w:r>
-        <w:t>The RNA-world hypothesis is famous for a good reason.</w:t>
-        <w:br/>
-        <w:br/>
-        <w:t>RNA can store information.</w:t>
-        <w:br/>
-        <w:br/>
-        <w:t>Some RNA molecules can catalyze chemical reactions.</w:t>
-        <w:br/>
-        <w:br/>
-        <w:t>That gives RNA a tantalizing combination of heredity and chemistry.</w:t>
-        <w:br/>
-        <w:br/>
-        <w:t>But “RNA world” is a hypothesis about a stage in early evolution, not a complete explanation of how life began.</w:t>
-        <w:br/>
-        <w:br/>
-        <w:t>The really hard question simply moves backward:</w:t>
+        <w:t xml:space="preserve">The </w:t>
+      </w:r>
+      <w:r>
+        <w:rPr>
+          <w:b/>
+        </w:rPr>
+        <w:t>RNA-world hypothesis</w:t>
+      </w:r>
+      <w:r>
+        <w:t xml:space="preserve"> is famous, and for good reason.</w:t>
+      </w:r>
+      <w:r>
+        <w:br/>
+        <w:br/>
+        <w:t>RNA can store information, like DNA.</w:t>
+      </w:r>
+      <w:r>
+        <w:br/>
+        <w:br/>
+        <w:t>Some RNA can also speed up chemical reactions, like a protein.</w:t>
+      </w:r>
+      <w:r>
+        <w:br/>
+        <w:br/>
+        <w:t>But “RNA world” describes a stage in early evolution, not a full explanation of how life began.</w:t>
+      </w:r>
+      <w:r>
+        <w:br/>
+        <w:br/>
+        <w:t>It just pushes the hard question one step back.</w:t>
+      </w:r>
+      <w:r>
         <w:br/>
         <w:br/>
         <w:t>Where did the first useful RNA come from?</w:t>
-        <w:br/>
-        <w:br/>
-        <w:t>How did its building blocks form?</w:t>
-        <w:br/>
-        <w:br/>
-        <w:t>How did they join into long chains?</w:t>
-        <w:br/>
-        <w:br/>
-        <w:t>How did copying begin?</w:t>
-        <w:br/>
-        <w:br/>
-        <w:t>And how did a fragile molecule avoid being destroyed faster than it could reproduce?</w:t>
-        <w:br/>
-        <w:br/>
-        <w:t>Other origin-of-life ideas try to attack these problems from different directions.</w:t>
+      </w:r>
+      <w:r>
+        <w:br/>
+        <w:br/>
+        <w:t>How did its building blocks form and link into chains, and how did copying even begin?</w:t>
+      </w:r>
+      <w:r>
+        <w:br/>
+        <w:br/>
+        <w:t>And how did such a fragile molecule survive?</w:t>
+      </w:r>
+      <w:r>
+        <w:br/>
+        <w:br/>
+        <w:t>Other origin-of-life ideas attack these same problems from different angles.</w:t>
       </w:r>
     </w:p>
     <w:p>
@@ -207,34 +238,32 @@
         <w:jc w:val="center"/>
       </w:pPr>
       <w:r>
-        <w:t>Imagine a piece of clay.</w:t>
-        <w:br/>
-        <w:br/>
-        <w:t>It looks about as unalive as anything could possibly be.</w:t>
-        <w:br/>
-        <w:br/>
-        <w:t>Yet certain clay minerals have enormous microscopic surface areas and chemically active sites.</w:t>
-        <w:br/>
-        <w:br/>
-        <w:t>Molecules can stick to those surfaces.</w:t>
-        <w:br/>
-        <w:br/>
-        <w:t>They can become concentrated.</w:t>
-        <w:br/>
-        <w:br/>
-        <w:t>They can be held in particular orientations.</w:t>
-        <w:br/>
-        <w:br/>
-        <w:t>And reactions that are inefficient in dilute water can sometimes become easier on a mineral surface.</w:t>
-        <w:br/>
-        <w:br/>
-        <w:t>That suggests an intriguing possibility:</w:t>
-        <w:br/>
-        <w:br/>
-        <w:t>Perhaps early life did not begin in a soup.</w:t>
-        <w:br/>
-        <w:br/>
-        <w:t>Perhaps the rocks helped organize the soup.</w:t>
+        <w:t>Picture a lump of ordinary clay.</w:t>
+      </w:r>
+      <w:r>
+        <w:br/>
+        <w:br/>
+        <w:t>It looks about as lifeless as anything could look.</w:t>
+      </w:r>
+      <w:r>
+        <w:br/>
+        <w:br/>
+        <w:t>Yet certain clay minerals have huge microscopic surfaces, covered in chemically active spots.</w:t>
+      </w:r>
+      <w:r>
+        <w:br/>
+        <w:br/>
+        <w:t>Molecules can stick there, get concentrated, and get held in useful positions.</w:t>
+      </w:r>
+      <w:r>
+        <w:br/>
+        <w:br/>
+        <w:t>Reactions that struggle in watery, dilute conditions can happen more easily on a mineral surface.</w:t>
+      </w:r>
+      <w:r>
+        <w:br/>
+        <w:br/>
+        <w:t>That raises a possibility: maybe early life did not begin in a warm soup, and the rocks helped organize it instead.</w:t>
       </w:r>
     </w:p>
     <w:p>
@@ -253,7 +282,7 @@
         <w:jc w:val="center"/>
       </w:pPr>
       <w:r>
-        <w:t xml:space="preserve">One mineral that has attracted particular attention is </w:t>
+        <w:t xml:space="preserve">One clay mineral has drawn attention: </w:t>
       </w:r>
       <w:r>
         <w:rPr>
@@ -262,34 +291,22 @@
         <w:t>montmorillonite</w:t>
       </w:r>
       <w:r>
-        <w:t>, a clay mineral.</w:t>
-        <w:br/>
-        <w:br/>
-        <w:t>Experiments have shown that montmorillonite surfaces can promote the linking of activated nucleotide building blocks into longer RNA-like polymers.</w:t>
-        <w:br/>
-        <w:br/>
-        <w:t>That is genuinely interesting.</w:t>
-        <w:br/>
-        <w:br/>
-        <w:t>Instead of requiring a random collection of nucleotides to find each other in a vast ocean, the mineral surface provides a place where chemistry can become concentrated and organized.</w:t>
-        <w:br/>
-        <w:br/>
-        <w:t>But there is an enormous difference between:</w:t>
-        <w:br/>
-        <w:br/>
-        <w:t>“Clay can help make RNA-like polymers”</w:t>
-        <w:br/>
-        <w:br/>
-        <w:t>and</w:t>
-        <w:br/>
-        <w:br/>
-        <w:t>“Clay created life.”</w:t>
-        <w:br/>
-        <w:br/>
-        <w:t>The first has experimental support.</w:t>
-        <w:br/>
-        <w:br/>
-        <w:t>The second remains a gigantic unanswered question.</w:t>
+        <w:t>.</w:t>
+      </w:r>
+      <w:r>
+        <w:br/>
+        <w:br/>
+        <w:t>Its surfaces can help link nucleotides, the building blocks of RNA, into longer, RNA-like chains.</w:t>
+      </w:r>
+      <w:r>
+        <w:br/>
+        <w:br/>
+        <w:t>Instead of scattered nucleotides bumping into each other by chance across an ocean, the mineral gives them a place to gather.</w:t>
+      </w:r>
+      <w:r>
+        <w:br/>
+        <w:br/>
+        <w:t>“Clay can help build RNA-like chains” has real support, but “clay created life” remains a far bigger, wide-open claim.</w:t>
       </w:r>
     </w:p>
     <w:p>
@@ -308,34 +325,37 @@
         <w:jc w:val="center"/>
       </w:pPr>
       <w:r>
-        <w:t>Suppose clay helps make polymers.</w:t>
-        <w:br/>
-        <w:br/>
-        <w:t>Excellent.</w:t>
+        <w:t>Suppose clay really does help build long molecules.</w:t>
+      </w:r>
+      <w:r>
+        <w:br/>
+        <w:br/>
+        <w:t>Good news.</w:t>
+      </w:r>
+      <w:r>
         <w:br/>
         <w:br/>
         <w:t>Now what?</w:t>
-        <w:br/>
-        <w:br/>
-        <w:t>A useful genetic system needs more than random long molecules.</w:t>
-        <w:br/>
-        <w:br/>
-        <w:t>It needs information.</w:t>
-        <w:br/>
-        <w:br/>
-        <w:t>It needs copying.</w:t>
-        <w:br/>
-        <w:br/>
-        <w:t>It needs variation.</w:t>
-        <w:br/>
-        <w:br/>
-        <w:t>And it needs some way for successful chemistry to remain together rather than simply diffusing away.</w:t>
-        <w:br/>
-        <w:br/>
-        <w:t>A mineral surface can provide organization, but a surface is not automatically a reproducing organism.</w:t>
-        <w:br/>
-        <w:br/>
-        <w:t>The moment we ask how the chemistry becomes Darwinian, the difficulty returns.</w:t>
+      </w:r>
+      <w:r>
+        <w:br/>
+        <w:br/>
+        <w:t>A working genetic system needs more than random long molecules.</w:t>
+      </w:r>
+      <w:r>
+        <w:br/>
+        <w:br/>
+        <w:t>It needs information, copying, variation, and a way to stay together instead of drifting apart.</w:t>
+      </w:r>
+      <w:r>
+        <w:br/>
+        <w:br/>
+        <w:t>A mineral surface can organize chemistry, but a surface is not a living, reproducing thing.</w:t>
+      </w:r>
+      <w:r>
+        <w:br/>
+        <w:br/>
+        <w:t>Ask how that chemistry becomes Darwinian, and the same old difficulty returns.</w:t>
       </w:r>
     </w:p>
     <w:p>
@@ -354,34 +374,32 @@
         <w:jc w:val="center"/>
       </w:pPr>
       <w:r>
-        <w:t>Some origin-of-life ideas emphasize crystals and repeating structures.</w:t>
-        <w:br/>
-        <w:br/>
-        <w:t>A crystal can grow.</w:t>
-        <w:br/>
-        <w:br/>
-        <w:t>It can contain defects.</w:t>
-        <w:br/>
-        <w:br/>
-        <w:t>It can reproduce patterns.</w:t>
-        <w:br/>
-        <w:br/>
-        <w:t>This has led to proposals in which mineral structures might have acted as primitive information carriers or templates.</w:t>
-        <w:br/>
-        <w:br/>
-        <w:t>The attraction is obvious.</w:t>
-        <w:br/>
-        <w:br/>
-        <w:t>Crystals naturally make ordered structures.</w:t>
-        <w:br/>
-        <w:br/>
-        <w:t>But biological heredity requires something much more flexible than merely repeating a crystal lattice.</w:t>
-        <w:br/>
-        <w:br/>
-        <w:t>Life needs variation that can be copied with enough fidelity to preserve useful information while still allowing evolution.</w:t>
-        <w:br/>
-        <w:br/>
-        <w:t>A beautiful pattern is not necessarily a genome.</w:t>
+        <w:t>Some ideas focus on crystals and their repeating structures.</w:t>
+      </w:r>
+      <w:r>
+        <w:br/>
+        <w:br/>
+        <w:t>A crystal can grow, develop small flaws, and copy those flaws as it grows.</w:t>
+      </w:r>
+      <w:r>
+        <w:br/>
+        <w:br/>
+        <w:t>Maybe mineral structures once acted like early information carriers.</w:t>
+      </w:r>
+      <w:r>
+        <w:br/>
+        <w:br/>
+        <w:t>Crystals naturally make ordered patterns, but heredity, passing traits to the next generation, needs something far more flexible than a repeating lattice.</w:t>
+      </w:r>
+      <w:r>
+        <w:br/>
+        <w:br/>
+        <w:t>Life needs variation that can be copied accurately, while still leaving room for evolution.</w:t>
+      </w:r>
+      <w:r>
+        <w:br/>
+        <w:br/>
+        <w:t>A beautiful pattern is not the same thing as a genome, an organism's genetic instructions.</w:t>
       </w:r>
     </w:p>
     <w:p>
@@ -400,19 +418,28 @@
         <w:jc w:val="center"/>
       </w:pPr>
       <w:r>
-        <w:t>Another idea moves the stage from shallow pools to the ocean floor.</w:t>
-        <w:br/>
-        <w:br/>
-        <w:t>Hydrothermal vents are chemically active environments where water interacts with hot rock.</w:t>
-        <w:br/>
-        <w:br/>
-        <w:t>Some vent systems provide hydrogen, carbon dioxide, minerals, chemical gradients, and abundant catalytic surfaces.</w:t>
-        <w:br/>
-        <w:br/>
-        <w:t>Certain modern microbes use chemical reactions involving hydrogen and carbon dioxide that resemble some geochemical reactions associated with hydrothermal systems.</w:t>
-        <w:br/>
-        <w:br/>
-        <w:t>That resemblance has made vents an important setting for origin-of-life research.</w:t>
+        <w:t>Another idea moves the action to the ocean floor.</w:t>
+      </w:r>
+      <w:r>
+        <w:rPr>
+          <w:b/>
+        </w:rPr>
+        <w:br/>
+        <w:br/>
+        <w:t>Hydrothermal vents</w:t>
+      </w:r>
+      <w:r>
+        <w:t xml:space="preserve"> are cracks in the seabed where water meets and reacts with hot rock.</w:t>
+      </w:r>
+      <w:r>
+        <w:br/>
+        <w:br/>
+        <w:t>Some vents supply hydrogen, carbon dioxide, minerals, and chemical gradients.</w:t>
+      </w:r>
+      <w:r>
+        <w:br/>
+        <w:br/>
+        <w:t>Certain modern microbes run on reactions between hydrogen and carbon dioxide that resemble vent geochemistry.</w:t>
       </w:r>
     </w:p>
     <w:p>
@@ -431,28 +458,32 @@
         <w:jc w:val="center"/>
       </w:pPr>
       <w:r>
-        <w:t>Life needs energy.</w:t>
-        <w:br/>
-        <w:br/>
-        <w:t>A hydrothermal system can provide natural chemical gradients.</w:t>
-        <w:br/>
-        <w:br/>
-        <w:t>Think of a battery.</w:t>
-        <w:br/>
-        <w:br/>
-        <w:t>A battery works because there is a difference in chemical potential between two sides.</w:t>
-        <w:br/>
-        <w:br/>
-        <w:t>A vent can create something analogous on a geological scale.</w:t>
-        <w:br/>
-        <w:br/>
-        <w:t>Water chemistry, minerals, temperature, pH, and redox conditions can differ sharply across tiny distances.</w:t>
-        <w:br/>
-        <w:br/>
-        <w:t>That provides opportunities for chemical reactions to be driven away from equilibrium.</w:t>
-        <w:br/>
-        <w:br/>
-        <w:t>And life, once it appears, is very good at exploiting gradients.</w:t>
+        <w:t>Life needs a steady supply of energy.</w:t>
+      </w:r>
+      <w:r>
+        <w:br/>
+        <w:br/>
+        <w:t>A vent can provide a natural chemical gradient, a difference in chemistry between two nearby places.</w:t>
+      </w:r>
+      <w:r>
+        <w:br/>
+        <w:br/>
+        <w:t>Think of a battery: it works because of a chemical difference between its two ends.</w:t>
+      </w:r>
+      <w:r>
+        <w:br/>
+        <w:br/>
+        <w:t>A vent creates something similar, on a geological scale.</w:t>
+      </w:r>
+      <w:r>
+        <w:br/>
+        <w:br/>
+        <w:t>Temperature, acidity, and chemistry can differ sharply across a distance smaller than your hand.</w:t>
+      </w:r>
+      <w:r>
+        <w:br/>
+        <w:br/>
+        <w:t>And life is very good at exploiting exactly this kind of difference.</w:t>
       </w:r>
     </w:p>
     <w:p>
@@ -471,22 +502,27 @@
         <w:jc w:val="center"/>
       </w:pPr>
       <w:r>
-        <w:t>Hot environments can be chemically productive and chemically destructive at the same time.</w:t>
-        <w:br/>
-        <w:br/>
-        <w:t>Some proposed vent settings are extremely hot.</w:t>
-        <w:br/>
-        <w:br/>
-        <w:t>Complex molecules can break apart.</w:t>
-        <w:br/>
-        <w:br/>
-        <w:t>Different origin-of-life scenarios therefore focus on different types of hydrothermal systems, including cooler alkaline vents.</w:t>
-        <w:br/>
-        <w:br/>
-        <w:t>The important point is that “hydrothermal vents” are not one single laboratory.</w:t>
-        <w:br/>
-        <w:br/>
-        <w:t>They are an enormous family of environments with very different temperatures, minerals, pH values, and chemical gradients.</w:t>
+        <w:t>Hot environments can build molecules and destroy them at the same time.</w:t>
+      </w:r>
+      <w:r>
+        <w:br/>
+        <w:br/>
+        <w:t>Some vent settings are so hot that complex molecules fall apart almost as fast as they form.</w:t>
+      </w:r>
+      <w:r>
+        <w:br/>
+        <w:br/>
+        <w:t>So different ideas now focus on different vents, including cooler, less acidic ones.</w:t>
+      </w:r>
+      <w:r>
+        <w:br/>
+        <w:br/>
+        <w:t>The key point: “hydrothermal vents” is not one laboratory.</w:t>
+      </w:r>
+      <w:r>
+        <w:br/>
+        <w:br/>
+        <w:t>It is a huge family of environments, with different temperatures, minerals, and chemistry.</w:t>
       </w:r>
     </w:p>
     <w:p>
@@ -505,28 +541,37 @@
         <w:jc w:val="center"/>
       </w:pPr>
       <w:r>
-        <w:t>What if genetics was not the first thing?</w:t>
-        <w:br/>
-        <w:br/>
-        <w:t>Perhaps life began as a network of chemical reactions that could capture energy and make useful molecules.</w:t>
+        <w:t>What if genetics was not the first thing to appear?</w:t>
+      </w:r>
+      <w:r>
+        <w:br/>
+        <w:br/>
+        <w:t>Maybe life began as a network of reactions that could capture energy and build useful molecules.</w:t>
+      </w:r>
+      <w:r>
         <w:br/>
         <w:br/>
         <w:t>No DNA.</w:t>
+      </w:r>
+      <w:r>
         <w:br/>
         <w:br/>
         <w:t>No RNA genome.</w:t>
-        <w:br/>
-        <w:br/>
-        <w:t>No little hereditary molecule sitting in a membrane.</w:t>
-        <w:br/>
-        <w:br/>
-        <w:t>Just chemistry that increasingly organized itself.</w:t>
-        <w:br/>
-        <w:br/>
-        <w:t>If a network became self-sustaining and eventually acquired a way to reproduce its organization, heredity might emerge later.</w:t>
-        <w:br/>
-        <w:br/>
-        <w:t xml:space="preserve">This is sometimes described broadly as a </w:t>
+      </w:r>
+      <w:r>
+        <w:br/>
+        <w:br/>
+        <w:t>No hereditary molecule tucked inside a membrane.</w:t>
+      </w:r>
+      <w:r>
+        <w:br/>
+        <w:br/>
+        <w:t>If that network became self-sustaining, and later copied its own organization, heredity might have shown up afterward.</w:t>
+      </w:r>
+      <w:r>
+        <w:br/>
+        <w:br/>
+        <w:t xml:space="preserve">Researchers call this a </w:t>
       </w:r>
       <w:r>
         <w:rPr>
@@ -554,31 +599,32 @@
         <w:jc w:val="center"/>
       </w:pPr>
       <w:r>
-        <w:t>There is an obvious objection.</w:t>
-        <w:br/>
-        <w:br/>
-        <w:t>A chemical network that makes itself is impressive.</w:t>
-        <w:br/>
-        <w:br/>
-        <w:t>But how does it evolve?</w:t>
-        <w:br/>
-        <w:br/>
-        <w:t>Natural selection needs heritable variation.</w:t>
-        <w:br/>
-        <w:br/>
-        <w:t>If one network produces a slightly better reaction but cannot preserve and copy the improvement, the advantage may disappear.</w:t>
-        <w:br/>
-        <w:br/>
-        <w:t>Metabolism can provide energy and useful chemistry.</w:t>
-        <w:br/>
-        <w:br/>
-        <w:t>But genetics provides a powerful way to preserve information.</w:t>
-        <w:br/>
-        <w:br/>
-        <w:t>The origin-of-life problem may therefore require metabolism and heredity to become coupled somehow.</w:t>
-        <w:br/>
-        <w:br/>
-        <w:t>That coupling is one of the hardest steps.</w:t>
+        <w:t>A chemical network that sustains itself is impressive, but how does it evolve?</w:t>
+      </w:r>
+      <w:r>
+        <w:br/>
+        <w:br/>
+        <w:t>Natural selection needs variation that can be inherited.</w:t>
+      </w:r>
+      <w:r>
+        <w:br/>
+        <w:br/>
+        <w:t>If a network stumbles onto a better reaction but cannot copy that improvement, the advantage disappears again.</w:t>
+      </w:r>
+      <w:r>
+        <w:br/>
+        <w:br/>
+        <w:t>Metabolism can supply energy and useful chemistry.</w:t>
+      </w:r>
+      <w:r>
+        <w:br/>
+        <w:br/>
+        <w:t>But genetics is what preserves information.</w:t>
+      </w:r>
+      <w:r>
+        <w:br/>
+        <w:br/>
+        <w:t>So metabolism and heredity may need to link up, and that link is one of the hardest steps.</w:t>
       </w:r>
     </w:p>
     <w:p>
@@ -597,28 +643,37 @@
         <w:jc w:val="center"/>
       </w:pPr>
       <w:r>
-        <w:t>Proteins are extraordinary catalysts.</w:t>
-        <w:br/>
-        <w:br/>
-        <w:t>Modern enzymes can accelerate reactions by factors that seem almost ridiculous.</w:t>
-        <w:br/>
-        <w:br/>
-        <w:t>So perhaps primitive peptides played an important role very early.</w:t>
-        <w:br/>
-        <w:br/>
-        <w:t>Short peptides are chemically simpler than modern proteins and can sometimes form under plausible prebiotic conditions.</w:t>
-        <w:br/>
-        <w:br/>
-        <w:t>But proteins have a problem.</w:t>
-        <w:br/>
-        <w:br/>
-        <w:t>Modern protein synthesis depends on an elaborate translation system.</w:t>
-        <w:br/>
-        <w:br/>
-        <w:t>That machinery itself requires proteins and RNA.</w:t>
-        <w:br/>
-        <w:br/>
-        <w:t>So a protein-first scenario has to explain how useful catalytic peptides appeared before the sophisticated machinery that makes proteins today.</w:t>
+        <w:t>Proteins are extraordinary catalysts, substances that speed up reactions without being used up.</w:t>
+      </w:r>
+      <w:r>
+        <w:br/>
+        <w:br/>
+        <w:t>Modern enzymes can speed up reactions by a factor of millions, turning the near-impossible into the routine.</w:t>
+      </w:r>
+      <w:r>
+        <w:br/>
+        <w:br/>
+        <w:t>So maybe short peptides, small chains of amino acids, played an early role.</w:t>
+      </w:r>
+      <w:r>
+        <w:br/>
+        <w:br/>
+        <w:t>They are chemically simpler than modern proteins, and some can form under plausible early-Earth conditions.</w:t>
+      </w:r>
+      <w:r>
+        <w:br/>
+        <w:br/>
+        <w:t>But building one depends on an elaborate translation system, the cell's machinery for reading genetic instructions.</w:t>
+      </w:r>
+      <w:r>
+        <w:br/>
+        <w:br/>
+        <w:t>That machinery is itself built from proteins and RNA.</w:t>
+      </w:r>
+      <w:r>
+        <w:br/>
+        <w:br/>
+        <w:t>So this story still has to explain how useful peptides appeared before that machinery existed.</w:t>
       </w:r>
     </w:p>
     <w:p>
@@ -637,7 +692,9 @@
         <w:jc w:val="center"/>
       </w:pPr>
       <w:r>
-        <w:t>Maybe the first important step was not heredity.</w:t>
+        <w:t>Maybe the first important step was not heredity at all.</w:t>
+      </w:r>
+      <w:r>
         <w:br/>
         <w:br/>
         <w:t xml:space="preserve">Maybe it was </w:t>
@@ -646,34 +703,30 @@
         <w:rPr>
           <w:b/>
         </w:rPr>
-        <w:t>compartmentalization</w:t>
-      </w:r>
-      <w:r>
-        <w:t>.</w:t>
-        <w:br/>
-        <w:br/>
-        <w:t>Some simple amphiphilic molecules have a remarkable property.</w:t>
-        <w:br/>
-        <w:br/>
-        <w:t>One end likes water.</w:t>
-        <w:br/>
-        <w:br/>
-        <w:t>The other end dislikes it.</w:t>
-        <w:br/>
-        <w:br/>
-        <w:t>Put enough of them in water and they can spontaneously organize into structures such as vesicles.</w:t>
-        <w:br/>
-        <w:br/>
-        <w:t>Now chemistry can happen inside a container.</w:t>
-        <w:br/>
-        <w:br/>
-        <w:t>That sounds promising.</w:t>
-        <w:br/>
-        <w:br/>
-        <w:t>But the container creates a new problem.</w:t>
-        <w:br/>
-        <w:br/>
-        <w:t>It has to let useful molecules in, keep useful molecules from leaking out, grow, and eventually divide.</w:t>
+        <w:t>lipids</w:t>
+      </w:r>
+      <w:r>
+        <w:t>, the fatty molecules that make up membranes.</w:t>
+      </w:r>
+      <w:r>
+        <w:br/>
+        <w:br/>
+        <w:t>Some simple lipid-like molecules have a striking property: one end loves water, the other end hates it.</w:t>
+      </w:r>
+      <w:r>
+        <w:br/>
+        <w:br/>
+        <w:t>Put enough of them in water, and they spontaneously form tiny bubbles called vesicles.</w:t>
+      </w:r>
+      <w:r>
+        <w:br/>
+        <w:br/>
+        <w:t>But this container creates a new problem.</w:t>
+      </w:r>
+      <w:r>
+        <w:br/>
+        <w:br/>
+        <w:t>It has to let useful molecules in, keep them from leaking out, grow, and eventually split.</w:t>
       </w:r>
     </w:p>
     <w:p>
@@ -693,36 +746,31 @@
       </w:pPr>
       <w:r>
         <w:t>A good modern cell membrane is an excellent barrier.</w:t>
-        <w:br/>
-        <w:br/>
-        <w:t>That is why cells can maintain internal chemistry.</w:t>
-        <w:br/>
-        <w:br/>
-        <w:t>But a first protocell did not have protein channels and pumps.</w:t>
-        <w:br/>
-        <w:br/>
-        <w:t>If its membrane was too impermeable, its internal chemistry could not get the building blocks it needed.</w:t>
-        <w:br/>
-        <w:br/>
-        <w:t>If it was too permeable, everything useful leaked away.</w:t>
-        <w:br/>
-        <w:br/>
-        <w:t>That is a brutal engineering problem.</w:t>
-        <w:br/>
-        <w:br/>
-        <w:t xml:space="preserve">The protocell needs a membrane that is simultaneously </w:t>
-      </w:r>
-      <w:r>
-        <w:rPr>
-          <w:b/>
-        </w:rPr>
-        <w:t>leaky enough to feed the chemistry and closed enough to keep the chemistry together</w:t>
-      </w:r>
-      <w:r>
-        <w:t>.</w:t>
-        <w:br/>
-        <w:br/>
-        <w:t>Researchers have demonstrated important pieces of this problem experimentally, but the full transition to a self-reproducing protocell remains unresolved.</w:t>
+      </w:r>
+      <w:r>
+        <w:br/>
+        <w:br/>
+        <w:t>But the first protocell had no protein channels or pumps to control what crossed it.</w:t>
+      </w:r>
+      <w:r>
+        <w:br/>
+        <w:br/>
+        <w:t>Too tight, and its chemistry could never get ingredients from outside.</w:t>
+      </w:r>
+      <w:r>
+        <w:br/>
+        <w:br/>
+        <w:t>Too loose, and everything useful would leak straight back out.</w:t>
+      </w:r>
+      <w:r>
+        <w:br/>
+        <w:br/>
+        <w:t>The protocell needed a membrane that was somehow sealed and easy to cross, at once.</w:t>
+      </w:r>
+      <w:r>
+        <w:br/>
+        <w:br/>
+        <w:t>Researchers have made progress on pieces of this, but the full jump to a self-reproducing protocell is still unsolved.</w:t>
       </w:r>
     </w:p>
     <w:p>
@@ -741,31 +789,32 @@
         <w:jc w:val="center"/>
       </w:pPr>
       <w:r>
-        <w:t>Suppose you have finally made a vesicle.</w:t>
-        <w:br/>
-        <w:br/>
-        <w:t>Wonderful.</w:t>
+        <w:t>Say you have finally built a vesicle.</w:t>
+      </w:r>
+      <w:r>
         <w:br/>
         <w:br/>
         <w:t>Now it has to reproduce.</w:t>
-        <w:br/>
-        <w:br/>
-        <w:t>A modern cell has molecular machinery that coordinates membrane growth and division.</w:t>
-        <w:br/>
-        <w:br/>
-        <w:t>A primitive protocell cannot assume any of that machinery already exists.</w:t>
-        <w:br/>
-        <w:br/>
-        <w:t>It must somehow grow its boundary and split into daughter compartments.</w:t>
-        <w:br/>
-        <w:br/>
-        <w:t>And the genetic or catalytic material inside must be distributed in a way that allows the daughters to continue.</w:t>
-        <w:br/>
-        <w:br/>
-        <w:t>So “make a membrane” is only the beginning.</w:t>
-        <w:br/>
-        <w:br/>
-        <w:t>The membrane must become part of a reproductive system.</w:t>
+      </w:r>
+      <w:r>
+        <w:br/>
+        <w:br/>
+        <w:t>A modern cell has machinery that coordinates exactly when the membrane grows and splits.</w:t>
+      </w:r>
+      <w:r>
+        <w:br/>
+        <w:br/>
+        <w:t>A primitive protocell cannot assume any of that exists.</w:t>
+      </w:r>
+      <w:r>
+        <w:br/>
+        <w:br/>
+        <w:t>It has to grow its own boundary, split in two, and share whatever sits inside between both daughters.</w:t>
+      </w:r>
+      <w:r>
+        <w:br/>
+        <w:br/>
+        <w:t>Building a membrane, in other words, was only the beginning.</w:t>
       </w:r>
     </w:p>
     <w:p>
@@ -784,46 +833,32 @@
         <w:jc w:val="center"/>
       </w:pPr>
       <w:r>
-        <w:t>Here is the nightmare.</w:t>
-        <w:br/>
-        <w:br/>
-        <w:t>Genetic information needs a chemical environment in which it can replicate.</w:t>
-        <w:br/>
-        <w:br/>
-        <w:t>But that environment may require catalysts.</w:t>
-        <w:br/>
-        <w:br/>
-        <w:t>Catalysts need information if they are to become sophisticated and heritable.</w:t>
-        <w:br/>
-        <w:br/>
-        <w:t>A membrane helps keep everything together.</w:t>
-        <w:br/>
-        <w:br/>
-        <w:t>But the membrane needs chemistry to grow and divide.</w:t>
-        <w:br/>
-        <w:br/>
-        <w:t>The chemistry needs energy.</w:t>
-        <w:br/>
-        <w:br/>
-        <w:t>The system needs a way to capture energy.</w:t>
-        <w:br/>
-        <w:br/>
-        <w:t>And the whole thing needs to reproduce well enough for natural selection to take over.</w:t>
-        <w:br/>
-        <w:br/>
-        <w:t>None of these pieces is impossible by itself.</w:t>
-        <w:br/>
-        <w:br/>
-        <w:t xml:space="preserve">The difficulty is getting them to work </w:t>
-      </w:r>
-      <w:r>
-        <w:rPr>
-          <w:b/>
-        </w:rPr>
-        <w:t>together</w:t>
-      </w:r>
-      <w:r>
-        <w:t xml:space="preserve"> before evolution has had a chance to optimize them.</w:t>
+        <w:t>Here is the nightmare: genetic information needs an environment where it can be copied.</w:t>
+      </w:r>
+      <w:r>
+        <w:br/>
+        <w:br/>
+        <w:t>That environment probably needs catalysts, which themselves need genetic information to become sophisticated and get passed on.</w:t>
+      </w:r>
+      <w:r>
+        <w:br/>
+        <w:br/>
+        <w:t>A membrane helps hold this together, but the membrane needs chemistry to grow and divide.</w:t>
+      </w:r>
+      <w:r>
+        <w:br/>
+        <w:br/>
+        <w:t>That chemistry needs energy, so the system needs a way to capture it.</w:t>
+      </w:r>
+      <w:r>
+        <w:br/>
+        <w:br/>
+        <w:t>And the whole arrangement needs to reproduce well enough for natural selection to take over.</w:t>
+      </w:r>
+      <w:r>
+        <w:br/>
+        <w:br/>
+        <w:t>No single piece is impossible, but getting them all working together before evolution can fine-tune them is the hard part.</w:t>
       </w:r>
     </w:p>
     <w:p>
@@ -842,19 +877,41 @@
         <w:jc w:val="center"/>
       </w:pPr>
       <w:r>
-        <w:t>Even RNA does not magically solve replication.</w:t>
-        <w:br/>
-        <w:br/>
-        <w:t>A primitive RNA molecule needs a way to make another RNA molecule from a template.</w:t>
-        <w:br/>
-        <w:br/>
-        <w:t>Modern biology uses sophisticated enzymes for this.</w:t>
-        <w:br/>
-        <w:br/>
-        <w:t>A prebiotic world did not have them.</w:t>
-        <w:br/>
-        <w:br/>
-        <w:t>Researchers have made remarkable progress with non-enzymatic copying and ribozymes, but creating a robust, general, self-replicating genetic system under plausible early-Earth conditions remains a major challenge.</w:t>
+        <w:t>Even RNA does not magically solve the copying problem.</w:t>
+      </w:r>
+      <w:r>
+        <w:br/>
+        <w:br/>
+        <w:t>A primitive RNA molecule needs a way to build a new one from itself as a template.</w:t>
+      </w:r>
+      <w:r>
+        <w:br/>
+        <w:br/>
+        <w:t>Modern biology handles this with sophisticated enzymes.</w:t>
+      </w:r>
+      <w:r>
+        <w:br/>
+        <w:br/>
+        <w:t>The prebiotic world, the chemistry that existed before life did, had none of those yet.</w:t>
+      </w:r>
+      <w:r>
+        <w:br/>
+        <w:br/>
+        <w:t xml:space="preserve">Researchers have made progress with enzyme-free copying and with </w:t>
+      </w:r>
+      <w:r>
+        <w:rPr>
+          <w:b/>
+        </w:rPr>
+        <w:t>ribozymes</w:t>
+      </w:r>
+      <w:r>
+        <w:t>, RNA molecules that act like enzymes.</w:t>
+      </w:r>
+      <w:r>
+        <w:br/>
+        <w:br/>
+        <w:t>But building a robust, general, self-copying system under realistic conditions remains a major open challenge.</w:t>
       </w:r>
     </w:p>
     <w:p>
@@ -873,37 +930,37 @@
         <w:jc w:val="center"/>
       </w:pPr>
       <w:r>
-        <w:t>Now suppose you finally have a replicating molecule.</w:t>
-        <w:br/>
-        <w:br/>
-        <w:t>It copies itself.</w:t>
-        <w:br/>
-        <w:br/>
-        <w:t>Excellent.</w:t>
-        <w:br/>
-        <w:br/>
-        <w:t>But evolution immediately gives you a new problem.</w:t>
-        <w:br/>
-        <w:br/>
-        <w:t>What if a shorter molecule appears that can copy itself using the machinery created by the original replicator?</w:t>
-        <w:br/>
-        <w:br/>
-        <w:t>It gets all the benefits and does less work.</w:t>
+        <w:t>Suppose you finally have a molecule that copies itself and it works.</w:t>
+      </w:r>
+      <w:r>
+        <w:br/>
+        <w:br/>
+        <w:t>But evolution immediately hands you a new problem.</w:t>
+      </w:r>
+      <w:r>
+        <w:br/>
+        <w:br/>
+        <w:t>What if a shorter molecule gets copied by the machinery the original built, without doing any of the work?</w:t>
+      </w:r>
+      <w:r>
         <w:br/>
         <w:br/>
         <w:t>That is a molecular parasite.</w:t>
-        <w:br/>
-        <w:br/>
-        <w:t>Natural selection does not automatically reward the molecule that started the whole project.</w:t>
-        <w:br/>
-        <w:br/>
-        <w:t>It rewards whatever reproduces most successfully.</w:t>
-        <w:br/>
-        <w:br/>
-        <w:t>Compartmentalization can help by keeping cooperative molecules together and separating competing populations.</w:t>
-        <w:br/>
-        <w:br/>
-        <w:t>So the membrane may be necessary not merely as a container, but as a way to make cooperation possible.</w:t>
+      </w:r>
+      <w:r>
+        <w:br/>
+        <w:br/>
+        <w:t>It rewards whatever reproduces the most, full stop.</w:t>
+      </w:r>
+      <w:r>
+        <w:br/>
+        <w:br/>
+        <w:t>Keeping molecules together in a compartment can help, by separating cooperators from competitors.</w:t>
+      </w:r>
+      <w:r>
+        <w:br/>
+        <w:br/>
+        <w:t>So a membrane may matter not just as a container, but as what makes cooperation possible.</w:t>
       </w:r>
     </w:p>
     <w:p>
@@ -922,34 +979,42 @@
         <w:jc w:val="center"/>
       </w:pPr>
       <w:r>
-        <w:t>A living system is never merely sitting at equilibrium.</w:t>
-        <w:br/>
-        <w:br/>
-        <w:t>It takes in energy.</w:t>
-        <w:br/>
-        <w:br/>
-        <w:t>It uses that energy to build structures, maintain concentrations, drive reactions, and reproduce.</w:t>
-        <w:br/>
-        <w:br/>
-        <w:t>So the origin of life needs an energy source.</w:t>
-        <w:br/>
-        <w:br/>
-        <w:t>Sunlight is one possibility.</w:t>
-        <w:br/>
-        <w:br/>
-        <w:t>Chemical gradients are another.</w:t>
-        <w:br/>
-        <w:br/>
-        <w:t>Hydrothermal environments offer several possibilities.</w:t>
-        <w:br/>
-        <w:br/>
-        <w:t>Wet-dry cycles can also drive some reactions by repeatedly concentrating and diluting molecules.</w:t>
-        <w:br/>
-        <w:br/>
-        <w:t>There is no single universally accepted energy source for the origin of life.</w:t>
-        <w:br/>
-        <w:br/>
-        <w:t>Different scenarios exploit different environments.</w:t>
+        <w:t>A living system never just sits quietly at rest.</w:t>
+      </w:r>
+      <w:r>
+        <w:br/>
+        <w:br/>
+        <w:t>It takes in energy and spends it building structures, driving reactions, and reproducing.</w:t>
+      </w:r>
+      <w:r>
+        <w:br/>
+        <w:br/>
+        <w:t>So the origin of life needed some source of energy.</w:t>
+      </w:r>
+      <w:r>
+        <w:br/>
+        <w:br/>
+        <w:t>Sunlight and chemical gradients are two possibilities.</w:t>
+      </w:r>
+      <w:r>
+        <w:br/>
+        <w:br/>
+        <w:t>Hydrothermal vents offer several of their own.</w:t>
+      </w:r>
+      <w:r>
+        <w:br/>
+        <w:br/>
+        <w:t>Even wet-dry cycles, puddles that dry out and refill, can drive reactions by concentrating and diluting molecules.</w:t>
+      </w:r>
+      <w:r>
+        <w:br/>
+        <w:br/>
+        <w:t>There is no single accepted energy source here.</w:t>
+      </w:r>
+      <w:r>
+        <w:br/>
+        <w:br/>
+        <w:t>Different scenarios lean on different environments.</w:t>
       </w:r>
     </w:p>
     <w:p>
@@ -968,46 +1033,37 @@
         <w:jc w:val="center"/>
       </w:pPr>
       <w:r>
-        <w:t>Imagine dropping a teaspoon of sugar into the Pacific Ocean.</w:t>
-        <w:br/>
-        <w:br/>
-        <w:t>The sugar is still there.</w:t>
-        <w:br/>
-        <w:br/>
-        <w:t>Good luck finding it.</w:t>
-        <w:br/>
-        <w:br/>
-        <w:t>Prebiotic chemistry has a similar problem.</w:t>
-        <w:br/>
-        <w:br/>
-        <w:t>Many useful reactions require molecules to meet at sufficient concentrations.</w:t>
-        <w:br/>
-        <w:br/>
-        <w:t>The early Earth was not necessarily one giant warm pond containing exactly the right ingredients at exactly the right concentrations.</w:t>
-        <w:br/>
-        <w:br/>
-        <w:t>Researchers therefore look for environments that concentrate molecules:</w:t>
-        <w:br/>
-        <w:br/>
-        <w:t>mineral surfaces,</w:t>
-        <w:br/>
-        <w:br/>
-        <w:t>pores,</w:t>
-        <w:br/>
-        <w:br/>
-        <w:t>ice,</w:t>
-        <w:br/>
-        <w:br/>
-        <w:t>evaporating pools,</w:t>
-        <w:br/>
-        <w:br/>
-        <w:t>wet-dry cycles,</w:t>
-        <w:br/>
-        <w:br/>
-        <w:t>and hydrothermal structures.</w:t>
-        <w:br/>
-        <w:br/>
-        <w:t>The environment may have been part of the chemistry.</w:t>
+        <w:t>Imagine dropping one teaspoon of sugar into the Pacific Ocean, one of the largest oceans on Earth.</w:t>
+      </w:r>
+      <w:r>
+        <w:br/>
+        <w:br/>
+        <w:t>Good luck ever finding it again.</w:t>
+      </w:r>
+      <w:r>
+        <w:br/>
+        <w:br/>
+        <w:t>Prebiotic chemistry runs into a similar problem.</w:t>
+      </w:r>
+      <w:r>
+        <w:br/>
+        <w:br/>
+        <w:t>Many useful reactions only happen at high enough concentrations.</w:t>
+      </w:r>
+      <w:r>
+        <w:br/>
+        <w:br/>
+        <w:t>The early Earth was probably not one giant warm pond with exactly the right ingredients in the right amounts.</w:t>
+      </w:r>
+      <w:r>
+        <w:br/>
+        <w:br/>
+        <w:t>So researchers look for environments that concentrate molecules: mineral surfaces, tiny rock pores, ice, evaporating pools, wet-dry cycles, hydrothermal structures.</w:t>
+      </w:r>
+      <w:r>
+        <w:br/>
+        <w:br/>
+        <w:t>The environment itself may have been part of the chemistry.</w:t>
       </w:r>
     </w:p>
     <w:p>
@@ -1026,31 +1082,37 @@
         <w:jc w:val="center"/>
       </w:pPr>
       <w:r>
-        <w:t>Life is not just a chemical reaction that keeps going.</w:t>
-        <w:br/>
-        <w:br/>
-        <w:t>It is a system that preserves information.</w:t>
-        <w:br/>
-        <w:br/>
-        <w:t>DNA is an extraordinary information-storage molecule.</w:t>
-        <w:br/>
-        <w:br/>
-        <w:t>RNA can also store sequence information and catalyze reactions.</w:t>
-        <w:br/>
-        <w:br/>
-        <w:t>But the first information-bearing system did not have the benefit of billions of years of evolution.</w:t>
-        <w:br/>
-        <w:br/>
-        <w:t>It had to appear from chemistry.</w:t>
-        <w:br/>
-        <w:br/>
-        <w:t>That is a much harder problem than simply making organic molecules.</w:t>
-        <w:br/>
-        <w:br/>
-        <w:t>Organic chemistry is everywhere.</w:t>
-        <w:br/>
-        <w:br/>
-        <w:t>Heritable organization is the difficult part.</w:t>
+        <w:t>Life is not just a chemical reaction that keeps running.</w:t>
+      </w:r>
+      <w:r>
+        <w:br/>
+        <w:br/>
+        <w:t>It is a system that holds onto information.</w:t>
+      </w:r>
+      <w:r>
+        <w:br/>
+        <w:br/>
+        <w:t>DNA is an extraordinary molecule for storing that information.</w:t>
+      </w:r>
+      <w:r>
+        <w:br/>
+        <w:br/>
+        <w:t>RNA can store sequence information too, and speed up reactions besides.</w:t>
+      </w:r>
+      <w:r>
+        <w:br/>
+        <w:br/>
+        <w:t>But the first information-carrying system never got billions of years of evolution to refine it, the way DNA has.</w:t>
+      </w:r>
+      <w:r>
+        <w:br/>
+        <w:br/>
+        <w:t>That is a much harder problem than simply making organic molecules, which turn out to be everywhere.</w:t>
+      </w:r>
+      <w:r>
+        <w:br/>
+        <w:br/>
+        <w:t>Heritable organization, information that can be copied and passed on reliably, is the hard part.</w:t>
       </w:r>
     </w:p>
     <w:p>
@@ -1069,40 +1131,32 @@
         <w:jc w:val="center"/>
       </w:pPr>
       <w:r>
-        <w:t>Imagine two primitive molecules.</w:t>
-        <w:br/>
-        <w:br/>
-        <w:t>Molecule A helps make molecule B.</w:t>
-        <w:br/>
-        <w:br/>
-        <w:t>Molecule B helps make molecule A.</w:t>
-        <w:br/>
-        <w:br/>
-        <w:t>Together they thrive.</w:t>
-        <w:br/>
-        <w:br/>
-        <w:t>Separately they fail.</w:t>
-        <w:br/>
-        <w:br/>
-        <w:t>That sounds promising.</w:t>
-        <w:br/>
-        <w:br/>
-        <w:t>But selection can favor selfish molecules that exploit the cooperative network without contributing.</w:t>
-        <w:br/>
-        <w:br/>
-        <w:t>Compartmentalization can help by ensuring that useful combinations stay together.</w:t>
-        <w:br/>
-        <w:br/>
-        <w:t xml:space="preserve">This is one reason origin-of-life research increasingly looks at </w:t>
-      </w:r>
-      <w:r>
-        <w:rPr>
-          <w:b/>
-        </w:rPr>
-        <w:t>systems chemistry</w:t>
-      </w:r>
-      <w:r>
-        <w:t xml:space="preserve"> rather than searching for one magical molecule that suddenly became alive.</w:t>
+        <w:t>Picture two primitive molecules.</w:t>
+      </w:r>
+      <w:r>
+        <w:br/>
+        <w:br/>
+        <w:t>Molecule A helps build molecule B, and B helps build A.</w:t>
+      </w:r>
+      <w:r>
+        <w:br/>
+        <w:br/>
+        <w:t>Together, they thrive; apart, they fail.</w:t>
+      </w:r>
+      <w:r>
+        <w:br/>
+        <w:br/>
+        <w:t>But selection can also favor selfish molecules that exploit the arrangement without contributing back.</w:t>
+      </w:r>
+      <w:r>
+        <w:br/>
+        <w:br/>
+        <w:t>Keeping molecules compartmentalized can help, by keeping useful combinations in one place.</w:t>
+      </w:r>
+      <w:r>
+        <w:br/>
+        <w:br/>
+        <w:t>This is why research increasingly looks at networks of cooperating molecules, rather than one magical molecule that suddenly became alive.</w:t>
       </w:r>
     </w:p>
     <w:p>
@@ -1122,42 +1176,51 @@
       </w:pPr>
       <w:r>
         <w:t>This may be the most important possibility.</w:t>
-        <w:br/>
-        <w:br/>
-        <w:t>Perhaps life did not begin through one clean mechanism.</w:t>
-        <w:br/>
-        <w:br/>
-        <w:t>Maybe mineral surfaces helped concentrate and polymerize molecules.</w:t>
-        <w:br/>
-        <w:br/>
-        <w:t>Maybe hydrothermal systems supplied energy and chemical gradients.</w:t>
-        <w:br/>
-        <w:br/>
-        <w:t>Maybe wet-dry cycles helped build polymers.</w:t>
-        <w:br/>
-        <w:br/>
-        <w:t>Maybe simple membranes created compartments.</w:t>
+      </w:r>
+      <w:r>
+        <w:br/>
+        <w:br/>
+        <w:t>Maybe life did not begin through one clean mechanism.</w:t>
+      </w:r>
+      <w:r>
+        <w:br/>
+        <w:br/>
+        <w:t>Maybe mineral surfaces helped concentrate and link molecules.</w:t>
+      </w:r>
+      <w:r>
+        <w:br/>
+        <w:br/>
+        <w:t>Maybe hydrothermal vents supplied energy and gradients.</w:t>
+      </w:r>
+      <w:r>
+        <w:br/>
+        <w:br/>
+        <w:t>Maybe wet-dry cycles helped build long polymers.</w:t>
+      </w:r>
+      <w:r>
+        <w:br/>
+        <w:br/>
+        <w:t>Maybe simple membranes created the first private compartments.</w:t>
+      </w:r>
+      <w:r>
         <w:br/>
         <w:br/>
         <w:t>Maybe RNA-like molecules eventually supplied heredity.</w:t>
-        <w:br/>
-        <w:br/>
-        <w:t>Maybe peptides and small cofactors helped chemistry.</w:t>
-        <w:br/>
-        <w:br/>
-        <w:t>Each piece could have developed in one environment and later been brought together.</w:t>
-        <w:br/>
-        <w:br/>
-        <w:t xml:space="preserve">The origin of life may therefore have been an </w:t>
-      </w:r>
-      <w:r>
-        <w:rPr>
-          <w:b/>
-        </w:rPr>
-        <w:t>assembly process</w:t>
-      </w:r>
-      <w:r>
-        <w:t>, not a single miraculous event.</w:t>
+      </w:r>
+      <w:r>
+        <w:br/>
+        <w:br/>
+        <w:t>Maybe peptides and small helper molecules assisted along the way.</w:t>
+      </w:r>
+      <w:r>
+        <w:br/>
+        <w:br/>
+        <w:t>Each piece could have developed separately and only later been brought together.</w:t>
+      </w:r>
+      <w:r>
+        <w:br/>
+        <w:br/>
+        <w:t>The origin of life may have been an assembly of many small pieces, not one miraculous event.</w:t>
       </w:r>
     </w:p>
     <w:p>
@@ -1177,27 +1240,43 @@
       </w:pPr>
       <w:r>
         <w:t>At some point, something extraordinary happened.</w:t>
+      </w:r>
+      <w:r>
         <w:br/>
         <w:br/>
         <w:t>Chemistry became capable of Darwinian evolution.</w:t>
-        <w:br/>
-        <w:br/>
-        <w:t>Once there is heritable information, variation, and differential reproduction, natural selection can take over.</w:t>
+      </w:r>
+      <w:r>
+        <w:br/>
+        <w:br/>
+        <w:t>Once you have heritable information, variation, and unequal reproduction, natural selection can take over.</w:t>
+      </w:r>
+      <w:r>
         <w:br/>
         <w:br/>
         <w:t>That changes everything.</w:t>
-        <w:br/>
-        <w:br/>
-        <w:t>Before evolution, every useful chemical improvement has to arise spontaneously.</w:t>
-        <w:br/>
-        <w:br/>
-        <w:t>After evolution begins, successful systems can accumulate improvements over generations.</w:t>
-        <w:br/>
-        <w:br/>
-        <w:t>This may be the true threshold.</w:t>
-        <w:br/>
-        <w:br/>
-        <w:t>The first “life” did not necessarily need to look alive.</w:t>
+      </w:r>
+      <w:r>
+        <w:br/>
+        <w:br/>
+        <w:t>Before evolution, every useful improvement has to arise purely by accident.</w:t>
+      </w:r>
+      <w:r>
+        <w:br/>
+        <w:br/>
+        <w:t>After evolution begins, successful systems accumulate improvements, generation after generation.</w:t>
+      </w:r>
+      <w:r>
+        <w:br/>
+        <w:br/>
+        <w:t>This may be the real threshold that mattered.</w:t>
+      </w:r>
+      <w:r>
+        <w:br/>
+        <w:br/>
+        <w:t>The first “life” did not need to look alive.</w:t>
+      </w:r>
+      <w:r>
         <w:br/>
         <w:br/>
         <w:t>It needed to become capable of evolving.</w:t>
@@ -1219,31 +1298,42 @@
         <w:jc w:val="center"/>
       </w:pPr>
       <w:r>
-        <w:t>The first evolving system may have been nothing like a modern bacterium.</w:t>
-        <w:br/>
-        <w:br/>
-        <w:t>Perhaps it was a leaky vesicle.</w:t>
-        <w:br/>
-        <w:br/>
-        <w:t>A messy mixture of short polymers.</w:t>
-        <w:br/>
-        <w:br/>
-        <w:t>A primitive catalytic network.</w:t>
-        <w:br/>
-        <w:br/>
-        <w:t>A mineral-associated chemical system.</w:t>
-        <w:br/>
-        <w:br/>
-        <w:t>A collection of cooperating molecules.</w:t>
-        <w:br/>
-        <w:br/>
-        <w:t>The word “cell” may therefore hide the real transition.</w:t>
-        <w:br/>
-        <w:br/>
-        <w:t>The important moment was not necessarily the appearance of a perfect membrane.</w:t>
-        <w:br/>
-        <w:br/>
-        <w:t>It was the emergence of a system in which chemistry, compartmentalization, energy, and heredity began reinforcing one another.</w:t>
+        <w:t>The first evolving system may have looked nothing like a modern bacterium.</w:t>
+      </w:r>
+      <w:r>
+        <w:br/>
+        <w:br/>
+        <w:t>Maybe it was a leaky little vesicle.</w:t>
+      </w:r>
+      <w:r>
+        <w:br/>
+        <w:br/>
+        <w:t>Maybe a messy mixture of short polymers.</w:t>
+      </w:r>
+      <w:r>
+        <w:br/>
+        <w:br/>
+        <w:t>Maybe a chemical network clinging to a mineral surface.</w:t>
+      </w:r>
+      <w:r>
+        <w:br/>
+        <w:br/>
+        <w:t>Maybe simply a handful of molecules cooperating with each other.</w:t>
+      </w:r>
+      <w:r>
+        <w:br/>
+        <w:br/>
+        <w:t>The word “cell” may actually hide what really happened.</w:t>
+      </w:r>
+      <w:r>
+        <w:br/>
+        <w:br/>
+        <w:t>The important moment was probably not a perfect membrane appearing.</w:t>
+      </w:r>
+      <w:r>
+        <w:br/>
+        <w:br/>
+        <w:t>It was chemistry, compartments, energy, and heredity starting to reinforce one another.</w:t>
       </w:r>
     </w:p>
     <w:p>
@@ -1262,55 +1352,67 @@
         <w:jc w:val="center"/>
       </w:pPr>
       <w:r>
-        <w:t>This is not because scientists have no ideas.</w:t>
-        <w:br/>
-        <w:br/>
-        <w:t>The opposite is true.</w:t>
-        <w:br/>
-        <w:br/>
-        <w:t>There are almost too many ideas.</w:t>
+        <w:t>This is not because scientists are short on ideas: there are almost too many.</w:t>
+      </w:r>
+      <w:r>
         <w:br/>
         <w:br/>
         <w:t>RNA world.</w:t>
+      </w:r>
+      <w:r>
         <w:br/>
         <w:br/>
         <w:t>Metabolism first.</w:t>
+      </w:r>
+      <w:r>
         <w:br/>
         <w:br/>
         <w:t>Lipid world.</w:t>
+      </w:r>
+      <w:r>
         <w:br/>
         <w:br/>
         <w:t>Clay minerals.</w:t>
-        <w:br/>
-        <w:br/>
-        <w:t>Hydrothermal vents.</w:t>
-        <w:br/>
-        <w:br/>
-        <w:t>Alkaline vents.</w:t>
+      </w:r>
+      <w:r>
+        <w:br/>
+        <w:br/>
+        <w:t>Hydrothermal vents, hot and alkaline.</w:t>
+      </w:r>
+      <w:r>
         <w:br/>
         <w:br/>
         <w:t>Wet-dry cycles.</w:t>
-        <w:br/>
-        <w:br/>
-        <w:t>Ice environments.</w:t>
-        <w:br/>
-        <w:br/>
-        <w:t>Peptide-first scenarios.</w:t>
-        <w:br/>
-        <w:br/>
-        <w:t>Hybrid models.</w:t>
-        <w:br/>
-        <w:br/>
-        <w:t>Each explains some pieces.</w:t>
-        <w:br/>
-        <w:br/>
-        <w:t>Each has difficulties.</w:t>
-        <w:br/>
-        <w:br/>
-        <w:t>And the hardest part is not demonstrating that a reaction can happen once in a laboratory.</w:t>
-        <w:br/>
-        <w:br/>
-        <w:t>It is constructing a plausible continuous pathway from geochemistry to a population of evolving protocells.</w:t>
+      </w:r>
+      <w:r>
+        <w:br/>
+        <w:br/>
+        <w:t>Ice.</w:t>
+      </w:r>
+      <w:r>
+        <w:br/>
+        <w:br/>
+        <w:t>Peptide-first scenarios, and combinations of all of these.</w:t>
+      </w:r>
+      <w:r>
+        <w:br/>
+        <w:br/>
+        <w:t>Each idea explains some pieces of the puzzle.</w:t>
+      </w:r>
+      <w:r>
+        <w:br/>
+        <w:br/>
+        <w:t>Each one runs into its own difficulties.</w:t>
+      </w:r>
+      <w:r>
+        <w:br/>
+        <w:br/>
+        <w:t>And the hardest part is not showing a reaction can happen once in a lab.</w:t>
+      </w:r>
+      <w:r>
+        <w:br/>
+        <w:br/>
+        <w:t>It is building a believable, continuous path from ordinary rock-and-water chemistry to a population of evolving protocells.</w:t>
       </w:r>
     </w:p>
     <w:p>
@@ -1329,28 +1431,32 @@
         <w:jc w:val="center"/>
       </w:pPr>
       <w:r>
-        <w:t>The failure to solve the entire origin-of-life problem does not mean we know nothing.</w:t>
-        <w:br/>
-        <w:br/>
-        <w:t>We know that many organic molecules can form naturally.</w:t>
-        <w:br/>
-        <w:br/>
-        <w:t>We know that minerals can catalyze and concentrate chemistry.</w:t>
-        <w:br/>
-        <w:br/>
-        <w:t>We know that simple amphiphiles can self-assemble into compartments.</w:t>
-        <w:br/>
-        <w:br/>
-        <w:t>We know that RNA can both store information and catalyze reactions.</w:t>
-        <w:br/>
-        <w:br/>
-        <w:t>We know that hydrothermal environments can create powerful chemical gradients.</w:t>
-        <w:br/>
-        <w:br/>
-        <w:t>We know that non-biological chemistry can generate surprisingly sophisticated molecular systems.</w:t>
-        <w:br/>
-        <w:br/>
-        <w:t>The unknown is how these pieces became one self-sustaining evolutionary process.</w:t>
+        <w:t>Not solving it does not mean we know nothing.</w:t>
+      </w:r>
+      <w:r>
+        <w:br/>
+        <w:br/>
+        <w:t>We know many organic molecules can form on their own, with no help from life.</w:t>
+      </w:r>
+      <w:r>
+        <w:br/>
+        <w:br/>
+        <w:t>We know minerals can concentrate and speed up chemistry.</w:t>
+      </w:r>
+      <w:r>
+        <w:br/>
+        <w:br/>
+        <w:t>We know simple, soap-like molecules can spontaneously assemble into compartments.</w:t>
+      </w:r>
+      <w:r>
+        <w:br/>
+        <w:br/>
+        <w:t>We know RNA can store information and speed up reactions, and that hydrothermal vents create powerful chemical gradients.</w:t>
+      </w:r>
+      <w:r>
+        <w:br/>
+        <w:br/>
+        <w:t>What we do not know is how these separate pieces became one self-sustaining, evolving process.</w:t>
       </w:r>
     </w:p>
     <w:p>
@@ -1369,31 +1475,32 @@
         <w:jc w:val="center"/>
       </w:pPr>
       <w:r>
-        <w:t>Our previous chapter asked whether life can exploit quantum mechanics.</w:t>
-        <w:br/>
-        <w:br/>
-        <w:t>Now we can ask an even more basic question.</w:t>
-        <w:br/>
-        <w:br/>
-        <w:t>Could quantum effects have mattered before there was life at all?</w:t>
-        <w:br/>
-        <w:br/>
-        <w:t>Quantum mechanics governs the chemistry of atoms and molecules whether those molecules are inside a cell or floating around a volcanic pool.</w:t>
-        <w:br/>
-        <w:br/>
-        <w:t>Tunneling can influence proton and electron transfer.</w:t>
-        <w:br/>
-        <w:br/>
-        <w:t>Quantum chemistry determines molecular bonding and reaction pathways.</w:t>
-        <w:br/>
-        <w:br/>
-        <w:t>The question is whether any specifically quantum effect was crucial to the transition from prebiotic chemistry to evolving life.</w:t>
-        <w:br/>
-        <w:br/>
-        <w:t>That remains open.</w:t>
-        <w:br/>
-        <w:br/>
-        <w:t>And it is one reason the origin-of-life problem connects so beautifully to the physics we have been exploring.</w:t>
+        <w:t>Chapter 2, which looked at the quantum rules hiding inside ordinary chemistry, asked whether life can put quantum mechanics to work.</w:t>
+      </w:r>
+      <w:r>
+        <w:br/>
+        <w:br/>
+        <w:t>Could quantum effects have mattered before there was any life at all?</w:t>
+      </w:r>
+      <w:r>
+        <w:br/>
+        <w:br/>
+        <w:t>Quantum mechanics governs atoms and molecules everywhere, inside a living cell or drifting in a volcanic pool.</w:t>
+      </w:r>
+      <w:r>
+        <w:br/>
+        <w:br/>
+        <w:t>Tunneling lets particles slip through barriers they could never cross by ordinary rules, and can influence how protons and electrons move.</w:t>
+      </w:r>
+      <w:r>
+        <w:br/>
+        <w:br/>
+        <w:t>So the question is whether any specific quantum effect was crucial to that jump into evolving life.</w:t>
+      </w:r>
+      <w:r>
+        <w:br/>
+        <w:br/>
+        <w:t>And that is one reason the origin-of-life problem connects so neatly to the physics explored elsewhere in this book.</w:t>
       </w:r>
     </w:p>
     <w:p>
@@ -1412,67 +1519,64 @@
         <w:jc w:val="center"/>
       </w:pPr>
       <w:r>
-        <w:t>Imagine the first thing that eventually deserved to be called alive.</w:t>
+        <w:t>Picture the very first thing that could be called alive.</w:t>
+      </w:r>
+      <w:r>
         <w:br/>
         <w:br/>
         <w:t>It may have had no DNA.</w:t>
+      </w:r>
+      <w:r>
         <w:br/>
         <w:br/>
         <w:t>No proteins.</w:t>
+      </w:r>
+      <w:r>
         <w:br/>
         <w:br/>
         <w:t>No sophisticated membrane.</w:t>
+      </w:r>
+      <w:r>
         <w:br/>
         <w:br/>
         <w:t>No metabolism in the modern sense.</w:t>
-        <w:br/>
-        <w:br/>
-        <w:t>No eyes.</w:t>
-        <w:br/>
-        <w:br/>
-        <w:t>No brain.</w:t>
-        <w:br/>
-        <w:br/>
-        <w:t>No idea whatsoever that it was about to become us.</w:t>
-        <w:br/>
-        <w:br/>
-        <w:t>Perhaps it began with chemistry on a mineral surface.</w:t>
-        <w:br/>
-        <w:br/>
-        <w:t>Perhaps in a warm vent.</w:t>
-        <w:br/>
-        <w:br/>
-        <w:t>Perhaps in a drying pool.</w:t>
-        <w:br/>
-        <w:br/>
-        <w:t>Perhaps inside a primitive vesicle.</w:t>
-        <w:br/>
-        <w:br/>
-        <w:t>Perhaps through a mixture of several environments and mechanisms.</w:t>
-        <w:br/>
-        <w:br/>
-        <w:t>But eventually something had to cross the great divide.</w:t>
-        <w:br/>
-        <w:br/>
-        <w:t xml:space="preserve">It had to stop being chemistry that merely happens and become chemistry that </w:t>
-      </w:r>
-      <w:r>
-        <w:rPr>
-          <w:b/>
-        </w:rPr>
-        <w:t>copies, varies, competes, and evolves</w:t>
-      </w:r>
-      <w:r>
-        <w:t>.</w:t>
-        <w:br/>
-        <w:br/>
-        <w:t>That is the real miracle we are trying to explain.</w:t>
-        <w:br/>
-        <w:br/>
-        <w:t>Not how to make a modern cell.</w:t>
-        <w:br/>
-        <w:br/>
-        <w:t>How to make the first system for which evolution could finally take over.</w:t>
+      </w:r>
+      <w:r>
+        <w:br/>
+        <w:br/>
+        <w:t>No eyes, and no brain.</w:t>
+      </w:r>
+      <w:r>
+        <w:br/>
+        <w:br/>
+        <w:t>No idea it was on its way to becoming us.</w:t>
+      </w:r>
+      <w:r>
+        <w:br/>
+        <w:br/>
+        <w:t>Maybe it began as chemistry clinging to a mineral surface.</w:t>
+      </w:r>
+      <w:r>
+        <w:br/>
+        <w:br/>
+        <w:t>Maybe inside a warm vent, a drying puddle, or a vesicle.</w:t>
+      </w:r>
+      <w:r>
+        <w:br/>
+        <w:br/>
+        <w:t>But at some point, something had to cross the great divide.</w:t>
+      </w:r>
+      <w:r>
+        <w:br/>
+        <w:br/>
+        <w:t>It had to stop being chemistry that merely happens, and start being chemistry that evolves.</w:t>
+      </w:r>
+      <w:r>
+        <w:br/>
+        <w:br/>
+        <w:t>That is the real miracle: not building a modern cell, but building the first system evolution could finally take hold of.</w:t>
+      </w:r>
+      <w:r>
         <w:br/>
         <w:br/>
         <w:t>And that problem is still very much alive.</w:t>
@@ -1915,17 +2019,17 @@
     <w:pPr>
       <w:keepNext/>
       <w:keepLines/>
-      <w:spacing w:before="240" w:after="120"/>
+      <w:spacing w:before="480" w:after="0"/>
       <w:jc w:val="center"/>
       <w:outlineLvl w:val="0"/>
     </w:pPr>
     <w:rPr>
-      <w:rFonts w:asciiTheme="majorHAnsi" w:eastAsiaTheme="majorEastAsia" w:hAnsiTheme="majorHAnsi" w:cstheme="majorBidi" w:ascii="Georgia" w:hAnsi="Georgia"/>
+      <w:rFonts w:ascii="Amazon Ember" w:hAnsi="Amazon Ember" w:cs="Amazon Ember"/>
       <w:b/>
       <w:bCs/>
-      <w:color w:val="365F91" w:themeColor="accent1" w:themeShade="BF"/>
-      <w:sz w:val="30"/>
-      <w:szCs w:val="28"/>
+      <w:color w:val="0000FF"/>
+      <w:sz w:val="36"/>
+      <w:szCs w:val="36"/>
     </w:rPr>
   </w:style>
   <w:style w:type="paragraph" w:styleId="Heading2">
@@ -2210,13 +2314,11 @@
       <w:jc w:val="center"/>
     </w:pPr>
     <w:rPr>
-      <w:rFonts w:asciiTheme="majorHAnsi" w:eastAsiaTheme="majorEastAsia" w:hAnsiTheme="majorHAnsi" w:cstheme="majorBidi" w:ascii="Georgia" w:hAnsi="Georgia"/>
+      <w:rFonts w:ascii="Amazon Ember" w:hAnsi="Amazon Ember" w:cs="Amazon Ember"/>
       <w:b/>
-      <w:color w:val="17365D" w:themeColor="text2" w:themeShade="BF"/>
-      <w:spacing w:val="5"/>
-      <w:kern w:val="28"/>
-      <w:sz w:val="40"/>
-      <w:szCs w:val="52"/>
+      <w:color w:val="0000FF"/>
+      <w:sz w:val="36"/>
+      <w:szCs w:val="36"/>
     </w:rPr>
   </w:style>
   <w:style w:type="character" w:customStyle="1" w:styleId="TitleChar">
